--- a/eng/docx/53.content.docx
+++ b/eng/docx/53.content.docx
@@ -7923,7 +7923,19 @@
         <w:rPr>
           <w:lang w:val="en_US" w:bidi="en_US"/>
         </w:rPr>
-        <w:t>This person is also called “the son of destruction” and “the lawless one” in this chapter. He is not Satan, but he is empowered by Satan and is the leader of those who do Satan’s evil work in the world in the last days. He is certainly one of the “antichrists” mentioned by John (1 John 2:18) and may be the final one, described as a beast in Revelation 13. (See: [[rc://*/tw/dict/bible/kt/antichrist]])</w:t>
+        <w:t xml:space="preserve">This person is also called “the son of destruction” and “the lawless one” in this chapter. He is not Satan, but he is empowered by Satan and is the leader of those who do Satan’s evil work in the world in the last days. He is certainly one of the “antichrists” mentioned by John (1 John 2:18) and may be the final one, described as a beast in Revelation 13. (See: </w:t>
+      </w:r>
+      <w:r>
+        <w:rPr>
+          <w:lang w:val="en_US" w:bidi="en_US"/>
+        </w:rPr>
+        <w:t>antichrist</w:t>
+      </w:r>
+      <w:r>
+        <w:rPr>
+          <w:lang w:val="en_US" w:bidi="en_US"/>
+        </w:rPr>
+        <w:t>)</w:t>
       </w:r>
       <w:r>
         <w:rPr>
@@ -16969,20 +16981,31 @@
         <w:rPr>
           <w:lang w:val="en_US" w:bidi="en_US"/>
         </w:rPr>
-        <w:t>In this chapter, Paul teaches that Christians need to live in a way that honors God. Christians should also encourage one another and hold each other accountable for what they do. The church is also responsible for encouraging believers to repent if they sin. (See: [[rc://</w:t>
-      </w:r>
-      <w:r>
-        <w:rPr>
-          <w:i/>
-          <w:lang w:val="en_US" w:bidi="en_US"/>
-        </w:rPr>
-        <w:t>/tw/dict/bible/kt/repent]]; and [[rc://</w:t>
-      </w:r>
-      <w:r>
-        <w:rPr>
-          <w:lang w:val="en_US" w:bidi="en_US"/>
-        </w:rPr>
-        <w:t>/tw/dict/bible/kt/sin]])</w:t>
+        <w:t xml:space="preserve">In this chapter, Paul teaches that Christians need to live in a way that honors God. Christians should also encourage one another and hold each other accountable for what they do. The church is also responsible for encouraging believers to repent if they sin. (See: </w:t>
+      </w:r>
+      <w:r>
+        <w:rPr>
+          <w:lang w:val="en_US" w:bidi="en_US"/>
+        </w:rPr>
+        <w:t>repent, repentance</w:t>
+      </w:r>
+      <w:r>
+        <w:rPr>
+          <w:lang w:val="en_US" w:bidi="en_US"/>
+        </w:rPr>
+        <w:t xml:space="preserve">; and </w:t>
+      </w:r>
+      <w:r>
+        <w:rPr>
+          <w:lang w:val="en_US" w:bidi="en_US"/>
+        </w:rPr>
+        <w:t>sin, sinful, sinner, sinning</w:t>
+      </w:r>
+      <w:r>
+        <w:rPr>
+          <w:lang w:val="en_US" w:bidi="en_US"/>
+        </w:rPr>
+        <w:t>)</w:t>
       </w:r>
       <w:r>
         <w:rPr>
